--- a/docs/handbooks/RMS Technical Operations Guide.docx
+++ b/docs/handbooks/RMS Technical Operations Guide.docx
@@ -26,7 +26,7 @@
       </w:pPr>
       <w:r>
         <w:rPr/>
-        <w:t xml:space="preserve">Describes the version on the dev branch as of 2 October 2026 (not yet released). Contains no hostnames, passwords or connection strings.</w:t>
+        <w:t xml:space="preserve">Describes the version on the dev branch as of 2 October 2026 (roles plan, Phase 1; not yet released). Contains no hostnames, passwords or connection strings.</w:t>
       </w:r>
     </w:p>
     <w:p>
@@ -1535,31 +1535,31 @@
             </w:pPr>
             <w:r>
               <w:rPr/>
-              <w:t xml:space="preserve">Database schema change</w:t>
-            </w:r>
-          </w:p>
-        </w:tc>
-        <w:tc>
-          <w:tcPr/>
-          <w:p>
-            <w:pPr>
-              <w:pStyle w:val="TableText"/>
-            </w:pPr>
-            <w:r>
-              <w:rPr/>
-              <w:t xml:space="preserve">Run db/migrations/001-candidate-isactive.sql once, before deploying</w:t>
-            </w:r>
-          </w:p>
-        </w:tc>
-        <w:tc>
-          <w:tcPr/>
-          <w:p>
-            <w:pPr>
-              <w:pStyle w:val="TableText"/>
-            </w:pPr>
-            <w:r>
-              <w:rPr/>
-              <w:t xml:space="preserve">Adds the column candidate.isactive. Without it the Candidates pages fail. A rollback statement is in the file.</w:t>
+              <w:t xml:space="preserve">Database schema changes</w:t>
+            </w:r>
+          </w:p>
+        </w:tc>
+        <w:tc>
+          <w:tcPr/>
+          <w:p>
+            <w:pPr>
+              <w:pStyle w:val="TableText"/>
+            </w:pPr>
+            <w:r>
+              <w:rPr/>
+              <w:t xml:space="preserve">Run db/migrations/001-candidate-isactive.sql and 002-user-roles.sql once each, in order, before deploying</w:t>
+            </w:r>
+          </w:p>
+        </w:tc>
+        <w:tc>
+          <w:tcPr/>
+          <w:p>
+            <w:pPr>
+              <w:pStyle w:val="TableText"/>
+            </w:pPr>
+            <w:r>
+              <w:rPr/>
+              <w:t xml:space="preserve">001 adds candidate.isactive (without it the Candidates pages fail). 002 adds admin.role and users.mustchangepassword (without them every login fails) and checks that users.password holds 68 characters. Rollback statements are in the files. 002 makes every existing admin a Super Admin: re-assign HR and Hiring Manager roles afterwards on Users and Roles.</w:t>
             </w:r>
           </w:p>
         </w:tc>
@@ -2241,7 +2241,7 @@
         <w:rPr/>
         <w:t xml:space="preserve">2.</w:t>
         <w:tab/>
-        <w:t xml:space="preserve">Run db/migrations/001-candidate-isactive.sql on the RMS database (once). Check it against the real table first (SHOW CREATE TABLE candidate).</w:t>
+        <w:t xml:space="preserve">Run db/migrations/001-candidate-isactive.sql, then 002-user-roles.sql, on the RMS database (once each). Check them against the real tables first (SHOW CREATE TABLE candidate, users and admin). Do not run 003-hash-passwords without the owner's approval.</w:t>
       </w:r>
     </w:p>
     <w:p>
@@ -2747,7 +2747,40 @@
         <w:rPr/>
         <w:t xml:space="preserve">•</w:t>
         <w:tab/>
-        <w:t xml:space="preserve">Every page except the login page requires a login; admin pages require the admin role (Spring Security).</w:t>
+        <w:t xml:space="preserve">Every page except the login page requires a login, and each page is open only to the roles listed for it; anything not listed is refused (Spring Security, four roles).</w:t>
+      </w:r>
+    </w:p>
+    <w:p>
+      <w:pPr>
+        <w:pStyle w:val="Bullet"/>
+      </w:pPr>
+      <w:r>
+        <w:rPr/>
+        <w:t xml:space="preserve">•</w:t>
+        <w:tab/>
+        <w:t xml:space="preserve">Inactive users can't sign in and are signed out at their next click; role changes apply at once.</w:t>
+      </w:r>
+    </w:p>
+    <w:p>
+      <w:pPr>
+        <w:pStyle w:val="Bullet"/>
+      </w:pPr>
+      <w:r>
+        <w:rPr/>
+        <w:t xml:space="preserve">•</w:t>
+        <w:tab/>
+        <w:t xml:space="preserve">New, reset and changed passwords are stored as bcrypt hashes; at least 8 characters.</w:t>
+      </w:r>
+    </w:p>
+    <w:p>
+      <w:pPr>
+        <w:pStyle w:val="Bullet"/>
+      </w:pPr>
+      <w:r>
+        <w:rPr/>
+        <w:t xml:space="preserve">•</w:t>
+        <w:tab/>
+        <w:t xml:space="preserve">5 failed logins for a username from one address in 15 minutes lock it there for 15 minutes.</w:t>
       </w:r>
     </w:p>
     <w:p>
@@ -2902,7 +2935,7 @@
             </w:pPr>
             <w:r>
               <w:rPr/>
-              <w:t xml:space="preserve">Passwords are stored in plain text in users.password</w:t>
+              <w:t xml:space="preserve">Existing passwords are still plain text in users.password (new ones are bcrypt)</w:t>
             </w:r>
           </w:p>
         </w:tc>
@@ -2926,24 +2959,24 @@
             </w:pPr>
             <w:r>
               <w:rPr/>
-              <w:t xml:space="preserve">Migrate to bcrypt. The application already accepts {bcrypt} values; the column must hold at least 68 characters. Needs owner sign-off.</w:t>
-            </w:r>
-          </w:p>
-        </w:tc>
-      </w:tr>
-      <w:tr>
-        <w:trPr>
-          <w:cantSplit/>
-        </w:trPr>
-        <w:tc>
-          <w:tcPr/>
-          <w:p>
-            <w:pPr>
-              <w:pStyle w:val="TableText"/>
-            </w:pPr>
-            <w:r>
-              <w:rPr/>
-              <w:t xml:space="preserve">No login rate limit or lockout</w:t>
+              <w:t xml:space="preserve">Run db/migrations/003-hash-passwords (a Java program; see its README). The column must hold at least 68 characters. Needs owner sign-off; afterwards older WARs (before Spring Security) can't log anyone in.</w:t>
+            </w:r>
+          </w:p>
+        </w:tc>
+      </w:tr>
+      <w:tr>
+        <w:trPr>
+          <w:cantSplit/>
+        </w:trPr>
+        <w:tc>
+          <w:tcPr/>
+          <w:p>
+            <w:pPr>
+              <w:pStyle w:val="TableText"/>
+            </w:pPr>
+            <w:r>
+              <w:rPr/>
+              <w:t xml:space="preserve">The login lock is in memory, per Tomcat node, by client address</w:t>
             </w:r>
           </w:p>
         </w:tc>
@@ -2967,7 +3000,7 @@
             </w:pPr>
             <w:r>
               <w:rPr/>
-              <w:t xml:space="preserve">Throttle the login URL at the proxy, or add a lockout feature.</w:t>
+              <w:t xml:space="preserve">Behind a reverse proxy, configure Tomcat's RemoteIpValve so the real client address is used; otherwise one user's failures lock that username for everyone. A restart clears the counts.</w:t>
             </w:r>
           </w:p>
         </w:tc>
@@ -3253,7 +3286,7 @@
       </w:r>
       <w:r>
         <w:rPr/>
-        <w:t xml:space="preserve"> is done directly in the database (see the Business Analyst Guide, section 4).</w:t>
+        <w:t xml:space="preserve"> is done by a Super Admin on the Users and Roles screen (see the Business Analyst Guide, section 4). If the last Super Admin is locked out, the owner must fix it in the database.</w:t>
       </w:r>
     </w:p>
     <w:p>
@@ -3392,31 +3425,31 @@
             </w:pPr>
             <w:r>
               <w:rPr/>
-              <w:t xml:space="preserve">Original application</w:t>
-            </w:r>
-          </w:p>
-        </w:tc>
-        <w:tc>
-          <w:tcPr/>
-          <w:p>
-            <w:pPr>
-              <w:pStyle w:val="TableText"/>
-            </w:pPr>
-            <w:r>
-              <w:rPr/>
-              <w:t xml:space="preserve">Spring 4.3, Connector/J 5.1.36</w:t>
-            </w:r>
-          </w:p>
-        </w:tc>
-        <w:tc>
-          <w:tcPr/>
-          <w:p>
-            <w:pPr>
-              <w:pStyle w:val="TableText"/>
-            </w:pPr>
-            <w:r>
-              <w:rPr/>
-              <w:t xml:space="preserve">In production (assumed)</w:t>
+              <w:t xml:space="preserve">Phase 1 security upgrades (merged 2 October 2026)</w:t>
+            </w:r>
+          </w:p>
+        </w:tc>
+        <w:tc>
+          <w:tcPr/>
+          <w:p>
+            <w:pPr>
+              <w:pStyle w:val="TableText"/>
+            </w:pPr>
+            <w:r>
+              <w:rPr/>
+              <w:t xml:space="preserve">Spring 5.3.39, Tomcat 9, JDK 8</w:t>
+            </w:r>
+          </w:p>
+        </w:tc>
+        <w:tc>
+          <w:tcPr/>
+          <w:p>
+            <w:pPr>
+              <w:pStyle w:val="TableText"/>
+            </w:pPr>
+            <w:r>
+              <w:rPr/>
+              <w:t xml:space="preserve">Production still runs whatever was last deployed</w:t>
             </w:r>
           </w:p>
         </w:tc>
@@ -3498,7 +3531,7 @@
             </w:pPr>
             <w:r>
               <w:rPr/>
-              <w:t xml:space="preserve">Full upgrade, new UI, Spring Security, candidate management</w:t>
+              <w:t xml:space="preserve">Full upgrade, new UI, Spring Security, candidate management, four roles and user management</w:t>
             </w:r>
           </w:p>
         </w:tc>

--- a/docs/handbooks/RMS Technical Operations Guide.docx
+++ b/docs/handbooks/RMS Technical Operations Guide.docx
@@ -26,7 +26,7 @@
       </w:pPr>
       <w:r>
         <w:rPr/>
-        <w:t xml:space="preserve">Describes the version on the dev branch as of 2 October 2026 (roles plan, Phase 1; not yet released). Contains no hostnames, passwords or connection strings.</w:t>
+        <w:t xml:space="preserve">Describes the version on the dev branch as of 2 October 2026 (roles plan, Phase 2; not yet released). Contains no hostnames, passwords or connection strings.</w:t>
       </w:r>
     </w:p>
     <w:p>
@@ -1547,19 +1547,60 @@
             </w:pPr>
             <w:r>
               <w:rPr/>
-              <w:t xml:space="preserve">Run db/migrations/001-candidate-isactive.sql and 002-user-roles.sql once each, in order, before deploying</w:t>
-            </w:r>
-          </w:p>
-        </w:tc>
-        <w:tc>
-          <w:tcPr/>
-          <w:p>
-            <w:pPr>
-              <w:pStyle w:val="TableText"/>
-            </w:pPr>
-            <w:r>
-              <w:rPr/>
-              <w:t xml:space="preserve">001 adds candidate.isactive (without it the Candidates pages fail). 002 adds admin.role and users.mustchangepassword (without them every login fails) and checks that users.password holds 68 characters. Rollback statements are in the files. 002 makes every existing admin a Super Admin: re-assign HR and Hiring Manager roles afterwards on Users and Roles.</w:t>
+              <w:t xml:space="preserve">Run db/migrations/001-candidate-isactive.sql, 002-user-roles.sql and 004-candidate-documents-jobs.sql once each, in order, before deploying</w:t>
+            </w:r>
+          </w:p>
+        </w:tc>
+        <w:tc>
+          <w:tcPr/>
+          <w:p>
+            <w:pPr>
+              <w:pStyle w:val="TableText"/>
+            </w:pPr>
+            <w:r>
+              <w:rPr/>
+              <w:t xml:space="preserve">001 adds candidate.isactive (without it the Candidates pages fail). 002 adds admin.role and users.mustchangepassword (without them every login fails) and checks that users.password holds 68 characters. Rollback statements are in the files. 002 makes every existing admin a Super Admin: re-assign HR and Hiring Manager roles afterwards on Users and Roles. 004 adds five candidate columns and the tables job and candidate_document (InnoDB); check candidate's collation and engine first, as the script describes.</w:t>
+            </w:r>
+          </w:p>
+        </w:tc>
+      </w:tr>
+      <w:tr>
+        <w:trPr>
+          <w:cantSplit/>
+        </w:trPr>
+        <w:tc>
+          <w:tcPr/>
+          <w:p>
+            <w:pPr>
+              <w:pStyle w:val="TableText"/>
+            </w:pPr>
+            <w:r>
+              <w:rPr/>
+              <w:t xml:space="preserve">Document storage</w:t>
+            </w:r>
+          </w:p>
+        </w:tc>
+        <w:tc>
+          <w:tcPr/>
+          <w:p>
+            <w:pPr>
+              <w:pStyle w:val="TableText"/>
+            </w:pPr>
+            <w:r>
+              <w:rPr/>
+              <w:t xml:space="preserve">A folder outside Tomcat's webapps and any web root, given to Tomcat as the environment variable RMS_DOC_DIR</w:t>
+            </w:r>
+          </w:p>
+        </w:tc>
+        <w:tc>
+          <w:tcPr/>
+          <w:p>
+            <w:pPr>
+              <w:pStyle w:val="TableText"/>
+            </w:pPr>
+            <w:r>
+              <w:rPr/>
+              <w:t xml:space="preserve">Tomcat needs read, write and delete rights on it. Without it RMS starts but refuses uploads and downloads (an ERROR at startup). See sections 5, 7 and 9.</w:t>
             </w:r>
           </w:p>
         </w:tc>
@@ -1588,19 +1629,19 @@
             </w:pPr>
             <w:r>
               <w:rPr/>
-              <w:t xml:space="preserve">One MySQL account with SELECT, INSERT and UPDATE on the six tables</w:t>
-            </w:r>
-          </w:p>
-        </w:tc>
-        <w:tc>
-          <w:tcPr/>
-          <w:p>
-            <w:pPr>
-              <w:pStyle w:val="TableText"/>
-            </w:pPr>
-            <w:r>
-              <w:rPr/>
-              <w:t xml:space="preserve">The application never deletes rows and never changes the schema.</w:t>
+              <w:t xml:space="preserve">One MySQL account with SELECT, INSERT and UPDATE on the eight tables</w:t>
+            </w:r>
+          </w:p>
+        </w:tc>
+        <w:tc>
+          <w:tcPr/>
+          <w:p>
+            <w:pPr>
+              <w:pStyle w:val="TableText"/>
+            </w:pPr>
+            <w:r>
+              <w:rPr/>
+              <w:t xml:space="preserve">The application never deletes rows and never changes the schema. (Uploads lock a candidate row with SELECT … FOR UPDATE, which these rights cover.)</w:t>
             </w:r>
           </w:p>
         </w:tc>
@@ -1755,7 +1796,7 @@
       </w:r>
       <w:r>
         <w:rPr/>
-        <w:t xml:space="preserve"> No load test has been run. RMS is a small internal tool: a few simple SQL queries per page, no background jobs, no file storage. The figures assume up to about 50 users working at the same time; confirm with a load test if you expect more.</w:t>
+        <w:t xml:space="preserve"> No load test has been run. RMS is a small internal tool: a few simple SQL queries per page, no background jobs, and candidate documents (PDF, JPG, PNG up to 5 MB) stored as files. The figures assume up to about 50 users working at the same time; confirm with a load test if you expect more.</w:t>
       </w:r>
     </w:p>
     <w:tbl>
@@ -2148,6 +2189,27 @@
         <w:rPr/>
         <w:t xml:space="preserve">•</w:t>
         <w:tab/>
+        <w:t xml:space="preserve"/>
+      </w:r>
+      <w:r>
+        <w:rPr>
+          <w:b/>
+        </w:rPr>
+        <w:t xml:space="preserve">Document storage (RMS_DOC_DIR):</w:t>
+      </w:r>
+      <w:r>
+        <w:rPr/>
+        <w:t xml:space="preserve"> plan with about 6 files of up to 2 MB per candidate (12 MB; the hard limit is 5 MB per file). For example 1,000 candidates a year need about 12 GB a year, more if replaced documents aren't purged. Watch the free space; files are only removed by a Super Admin's permanent delete.</w:t>
+      </w:r>
+    </w:p>
+    <w:p>
+      <w:pPr>
+        <w:pStyle w:val="Bullet"/>
+      </w:pPr>
+      <w:r>
+        <w:rPr/>
+        <w:t xml:space="preserve">•</w:t>
+        <w:tab/>
         <w:t xml:space="preserve">The connection pool uses Tomcat's defaults (8 connections). Raise maxTotal in the context file if requests wait for connections under load.</w:t>
       </w:r>
     </w:p>
@@ -2241,7 +2303,7 @@
         <w:rPr/>
         <w:t xml:space="preserve">2.</w:t>
         <w:tab/>
-        <w:t xml:space="preserve">Run db/migrations/001-candidate-isactive.sql, then 002-user-roles.sql, on the RMS database (once each). Check them against the real tables first (SHOW CREATE TABLE candidate, users and admin). Do not run 003-hash-passwords without the owner's approval.</w:t>
+        <w:t xml:space="preserve">Run db/migrations/001-candidate-isactive.sql, then 002-user-roles.sql, then 004-candidate-documents-jobs.sql, on the RMS database (once each). Check them against the real tables first (SHOW CREATE TABLE candidate, users and admin). Create the document folder (outside webapps), owned by the Tomcat user, and add RMS_DOC_DIR to the environment variables of step 5. Do not run 003-hash-passwords without the owner's approval.</w:t>
       </w:r>
     </w:p>
     <w:p>
@@ -2274,7 +2336,7 @@
         <w:rPr/>
         <w:t xml:space="preserve">5.</w:t>
         <w:tab/>
-        <w:t xml:space="preserve">Provide the three environment variables listed in section 7, through the service manager or a file only the Tomcat user can read.</w:t>
+        <w:t xml:space="preserve">Provide the four environment variables listed in section 7, through the service manager or a file only the Tomcat user can read.</w:t>
       </w:r>
     </w:p>
     <w:p>
@@ -2345,7 +2407,7 @@
       </w:pPr>
       <w:r>
         <w:rPr/>
-        <w:t xml:space="preserve">The application has no properties files and no profiles. All environment-specific settings live in Tomcat.</w:t>
+        <w:t xml:space="preserve">The application has no properties files and no profiles. All environment-specific settings live in Tomcat: the database connection and, since Phase 2, the document folder.</w:t>
       </w:r>
     </w:p>
     <w:tbl>
@@ -2548,6 +2610,88 @@
             </w:pPr>
             <w:r>
               <w:rPr/>
+              <w:t xml:space="preserve">RMS_DOC_DIR</w:t>
+            </w:r>
+          </w:p>
+        </w:tc>
+        <w:tc>
+          <w:tcPr/>
+          <w:p>
+            <w:pPr>
+              <w:pStyle w:val="TableText"/>
+            </w:pPr>
+            <w:r>
+              <w:rPr/>
+              <w:t xml:space="preserve">Tomcat environment</w:t>
+            </w:r>
+          </w:p>
+        </w:tc>
+        <w:tc>
+          <w:tcPr/>
+          <w:p>
+            <w:pPr>
+              <w:pStyle w:val="TableText"/>
+            </w:pPr>
+            <w:r>
+              <w:rPr/>
+              <w:t xml:space="preserve">Absolute path of the folder for candidate documents (outside webapps). Read once at startup; unset or unusable means an ERROR in the log and no uploads or downloads</w:t>
+            </w:r>
+          </w:p>
+        </w:tc>
+      </w:tr>
+      <w:tr>
+        <w:trPr>
+          <w:cantSplit/>
+        </w:trPr>
+        <w:tc>
+          <w:tcPr/>
+          <w:p>
+            <w:pPr>
+              <w:pStyle w:val="TableText"/>
+            </w:pPr>
+            <w:r>
+              <w:rPr/>
+              <w:t xml:space="preserve">Upload limits</w:t>
+            </w:r>
+          </w:p>
+        </w:tc>
+        <w:tc>
+          <w:tcPr/>
+          <w:p>
+            <w:pPr>
+              <w:pStyle w:val="TableText"/>
+            </w:pPr>
+            <w:r>
+              <w:rPr/>
+              <w:t xml:space="preserve">Inside the WAR (5 MB per file, 6 MB per request)</w:t>
+            </w:r>
+          </w:p>
+        </w:tc>
+        <w:tc>
+          <w:tcPr/>
+          <w:p>
+            <w:pPr>
+              <w:pStyle w:val="TableText"/>
+            </w:pPr>
+            <w:r>
+              <w:rPr/>
+              <w:t xml:space="preserve">Tomcat's connector swallows at most 2 MB of a refused upload (maxSwallowSize); raise it (for example 10 MB) so users see "The file is larger than 5 MB" instead of a reset connection. The container's temporary folder holds uploads briefly: treat it as personal data</w:t>
+            </w:r>
+          </w:p>
+        </w:tc>
+      </w:tr>
+      <w:tr>
+        <w:trPr>
+          <w:cantSplit/>
+        </w:trPr>
+        <w:tc>
+          <w:tcPr/>
+          <w:p>
+            <w:pPr>
+              <w:pStyle w:val="TableText"/>
+            </w:pPr>
+            <w:r>
+              <w:rPr/>
               <w:t xml:space="preserve">JNDI name jdbc/springrms</w:t>
             </w:r>
           </w:p>
@@ -2825,6 +2969,17 @@
         <w:t xml:space="preserve">•</w:t>
         <w:tab/>
         <w:t xml:space="preserve">All output is HTML-escaped; all SQL uses bound parameters.</w:t>
+      </w:r>
+    </w:p>
+    <w:p>
+      <w:pPr>
+        <w:pStyle w:val="Bullet"/>
+      </w:pPr>
+      <w:r>
+        <w:rPr/>
+        <w:t xml:space="preserve">•</w:t>
+        <w:tab/>
+        <w:t xml:space="preserve">Uploaded documents: PDF, JPG or PNG only, at most 5 MB, checked by name, declared type and content (first bytes); stored outside the web root under random names; served only through the application, as downloads, to staff roles. Logs carry only document keys, user keys and counts.</w:t>
       </w:r>
     </w:p>
     <w:p>
@@ -3169,6 +3324,88 @@
           </w:p>
         </w:tc>
       </w:tr>
+      <w:tr>
+        <w:trPr>
+          <w:cantSplit/>
+        </w:trPr>
+        <w:tc>
+          <w:tcPr/>
+          <w:p>
+            <w:pPr>
+              <w:pStyle w:val="TableText"/>
+            </w:pPr>
+            <w:r>
+              <w:rPr/>
+              <w:t xml:space="preserve">Uploaded files aren't virus-scanned</w:t>
+            </w:r>
+          </w:p>
+        </w:tc>
+        <w:tc>
+          <w:tcPr/>
+          <w:p>
+            <w:pPr>
+              <w:pStyle w:val="TableText"/>
+            </w:pPr>
+            <w:r>
+              <w:rPr/>
+              <w:t xml:space="preserve">Medium</w:t>
+            </w:r>
+          </w:p>
+        </w:tc>
+        <w:tc>
+          <w:tcPr/>
+          <w:p>
+            <w:pPr>
+              <w:pStyle w:val="TableText"/>
+            </w:pPr>
+            <w:r>
+              <w:rPr/>
+              <w:t xml:space="preserve">Scan RMS_DOC_DIR with the organisation's scanner (on access or scheduled). RMS checks only the file type.</w:t>
+            </w:r>
+          </w:p>
+        </w:tc>
+      </w:tr>
+      <w:tr>
+        <w:trPr>
+          <w:cantSplit/>
+        </w:trPr>
+        <w:tc>
+          <w:tcPr/>
+          <w:p>
+            <w:pPr>
+              <w:pStyle w:val="TableText"/>
+            </w:pPr>
+            <w:r>
+              <w:rPr/>
+              <w:t xml:space="preserve">Document folder access</w:t>
+            </w:r>
+          </w:p>
+        </w:tc>
+        <w:tc>
+          <w:tcPr/>
+          <w:p>
+            <w:pPr>
+              <w:pStyle w:val="TableText"/>
+            </w:pPr>
+            <w:r>
+              <w:rPr/>
+              <w:t xml:space="preserve">Medium</w:t>
+            </w:r>
+          </w:p>
+        </w:tc>
+        <w:tc>
+          <w:tcPr/>
+          <w:p>
+            <w:pPr>
+              <w:pStyle w:val="TableText"/>
+            </w:pPr>
+            <w:r>
+              <w:rPr/>
+              <w:t xml:space="preserve">Only the Tomcat user should read RMS_DOC_DIR; never serve it from a web server. It holds candidates' personal documents.</w:t>
+            </w:r>
+          </w:p>
+        </w:tc>
+      </w:tr>
     </w:tbl>
     <w:p>
       <w:pPr>
@@ -3244,7 +3481,17 @@
       </w:r>
       <w:r>
         <w:rPr/>
-        <w:t xml:space="preserve"> back up the MySQL database; the application server holds no data.</w:t>
+        <w:t xml:space="preserve"> back up the MySQL database </w:t>
+      </w:r>
+      <w:r>
+        <w:rPr>
+          <w:b/>
+        </w:rPr>
+        <w:t xml:space="preserve">and</w:t>
+      </w:r>
+      <w:r>
+        <w:rPr/>
+        <w:t xml:space="preserve"> the RMS_DOC_DIR folder together, at the same point in time, and restore them together: a document row without its file gives "not found", and a file without its row is never found again. Apart from that folder the application server holds no data.</w:t>
       </w:r>
     </w:p>
     <w:p>
@@ -3287,6 +3534,27 @@
       <w:r>
         <w:rPr/>
         <w:t xml:space="preserve"> is done by a Super Admin on the Users and Roles screen (see the Business Analyst Guide, section 4). If the last Super Admin is locked out, the owner must fix it in the database.</w:t>
+      </w:r>
+    </w:p>
+    <w:p>
+      <w:pPr>
+        <w:pStyle w:val="Bullet"/>
+      </w:pPr>
+      <w:r>
+        <w:rPr/>
+        <w:t xml:space="preserve">•</w:t>
+        <w:tab/>
+        <w:t xml:space="preserve"/>
+      </w:r>
+      <w:r>
+        <w:rPr>
+          <w:b/>
+        </w:rPr>
+        <w:t xml:space="preserve">Documents:</w:t>
+      </w:r>
+      <w:r>
+        <w:rPr/>
+        <w:t xml:space="preserve"> RMS never deletes files by itself. A Super Admin's "Permanently delete documents" removes a candidate's files and logs only the candidate key, the user key and the count. A startup ERROR "RMS_DOC_DIR is not set" means uploads and downloads are off.</w:t>
       </w:r>
     </w:p>
     <w:p>
@@ -3531,7 +3799,7 @@
             </w:pPr>
             <w:r>
               <w:rPr/>
-              <w:t xml:space="preserve">Full upgrade, new UI, Spring Security, candidate management, four roles and user management</w:t>
+              <w:t xml:space="preserve">Full upgrade, new UI, Spring Security, candidate management, four roles and user management, candidate documents and jobs</w:t>
             </w:r>
           </w:p>
         </w:tc>
@@ -3636,13 +3904,22 @@
     </w:p>
     <w:p>
       <w:pPr>
+        <w:pStyle w:val="Normal"/>
+      </w:pPr>
+      <w:r>
+        <w:rPr/>
+        <w:t xml:space="preserve">. Where should RMS_DOC_DIR live (local disk or a network share), how is it backed up together with the database, and is a virus scanner available for it?</w:t>
+      </w:r>
+    </w:p>
+    <w:p>
+      <w:pPr>
         <w:pStyle w:val="Numbered"/>
       </w:pPr>
       <w:r>
         <w:rPr/>
-        <w:t xml:space="preserve">5.</w:t>
+        <w:t xml:space="preserve">7.</w:t>
         <w:tab/>
-        <w:t xml:space="preserve">Should user sessions survive restarts (session persistence)?</w:t>
+        <w:t xml:space="preserve">Should Tomcat's maxSwallowSize be raised so very large uploads get a clear message?</w:t>
       </w:r>
     </w:p>
     <w:p>

--- a/docs/handbooks/RMS Technical Operations Guide.docx
+++ b/docs/handbooks/RMS Technical Operations Guide.docx
@@ -26,7 +26,7 @@
       </w:pPr>
       <w:r>
         <w:rPr/>
-        <w:t xml:space="preserve">Describes the version on the dev branch as of 2 October 2026 (roles plan, Phase 2; not yet released). Contains no hostnames, passwords or connection strings.</w:t>
+        <w:t xml:space="preserve">Describes the version on the dev branch as of 2 October 2026 (roles plan, Phase 3; not yet released). Contains no hostnames, passwords or connection strings.</w:t>
       </w:r>
     </w:p>
     <w:p>
@@ -1547,19 +1547,19 @@
             </w:pPr>
             <w:r>
               <w:rPr/>
-              <w:t xml:space="preserve">Run db/migrations/001-candidate-isactive.sql, 002-user-roles.sql and 004-candidate-documents-jobs.sql once each, in order, before deploying</w:t>
-            </w:r>
-          </w:p>
-        </w:tc>
-        <w:tc>
-          <w:tcPr/>
-          <w:p>
-            <w:pPr>
-              <w:pStyle w:val="TableText"/>
-            </w:pPr>
-            <w:r>
-              <w:rPr/>
-              <w:t xml:space="preserve">001 adds candidate.isactive (without it the Candidates pages fail). 002 adds admin.role and users.mustchangepassword (without them every login fails) and checks that users.password holds 68 characters. Rollback statements are in the files. 002 makes every existing admin a Super Admin: re-assign HR and Hiring Manager roles afterwards on Users and Roles. 004 adds five candidate columns and the tables job and candidate_document (InnoDB); check candidate's collation and engine first, as the script describes.</w:t>
+              <w:t xml:space="preserve">Run db/migrations/001-candidate-isactive.sql, 002-user-roles.sql, 004-candidate-documents-jobs.sql and 005-assignment-evaluation-decision.sql once each, in order, before deploying</w:t>
+            </w:r>
+          </w:p>
+        </w:tc>
+        <w:tc>
+          <w:tcPr/>
+          <w:p>
+            <w:pPr>
+              <w:pStyle w:val="TableText"/>
+            </w:pPr>
+            <w:r>
+              <w:rPr/>
+              <w:t xml:space="preserve">005 is a draft: the owner first compares it with SHOW CREATE TABLE marks (the checks are at the top of the script). It adds columns at the end of marks (which rebuilds that table and blocks writes while it runs), decision columns on candidate, and two tables. After 005, an older WAR shows every status as Pending until 005's rollback lines are run. 001 adds candidate.isactive (without it the Candidates pages fail). 002 adds admin.role and users.mustchangepassword (without them every login fails) and checks that users.password holds 68 characters. Rollback statements are in the files. 002 makes every existing admin a Super Admin: re-assign HR and Hiring Manager roles afterwards on Users and Roles. 004 adds five candidate columns and the tables job and candidate_document (InnoDB); check candidate's collation and engine first, as the script describes.</w:t>
             </w:r>
           </w:p>
         </w:tc>
@@ -2303,7 +2303,7 @@
         <w:rPr/>
         <w:t xml:space="preserve">2.</w:t>
         <w:tab/>
-        <w:t xml:space="preserve">Run db/migrations/001-candidate-isactive.sql, then 002-user-roles.sql, then 004-candidate-documents-jobs.sql, on the RMS database (once each). Check them against the real tables first (SHOW CREATE TABLE candidate, users and admin). Create the document folder (outside webapps), owned by the Tomcat user, and add RMS_DOC_DIR to the environment variables of step 5. Do not run 003-hash-passwords without the owner's approval.</w:t>
+        <w:t xml:space="preserve">Run db/migrations/001-candidate-isactive.sql, then 002-user-roles.sql, then 004-candidate-documents-jobs.sql, then 005-assignment-evaluation-decision.sql (after the owner's checks), on the RMS database (once each). Check them against the real tables first (SHOW CREATE TABLE candidate, users and admin). Create the document folder (outside webapps), owned by the Tomcat user, and add RMS_DOC_DIR to the environment variables of step 5. Do not run 003-hash-passwords without the owner's approval.</w:t>
       </w:r>
     </w:p>
     <w:p>
@@ -3799,7 +3799,7 @@
             </w:pPr>
             <w:r>
               <w:rPr/>
-              <w:t xml:space="preserve">Full upgrade, new UI, Spring Security, candidate management, four roles and user management, candidate documents and jobs</w:t>
+              <w:t xml:space="preserve">Full upgrade, new UI, Spring Security, candidate management, four roles and user management, candidate documents and jobs, interviewer assignment, evaluations and decisions</w:t>
             </w:r>
           </w:p>
         </w:tc>
@@ -3904,11 +3904,24 @@
     </w:p>
     <w:p>
       <w:pPr>
-        <w:pStyle w:val="Normal"/>
-      </w:pPr>
-      <w:r>
-        <w:rPr/>
-        <w:t xml:space="preserve">. Where should RMS_DOC_DIR live (local disk or a network share), how is it backed up together with the database, and is a virus scanner available for it?</w:t>
+        <w:pStyle w:val="Numbered"/>
+      </w:pPr>
+      <w:r>
+        <w:rPr/>
+        <w:t xml:space="preserve">5.</w:t>
+        <w:tab/>
+        <w:t xml:space="preserve">Should user sessions survive restarts (session persistence)?</w:t>
+      </w:r>
+    </w:p>
+    <w:p>
+      <w:pPr>
+        <w:pStyle w:val="Numbered"/>
+      </w:pPr>
+      <w:r>
+        <w:rPr/>
+        <w:t xml:space="preserve">6.</w:t>
+        <w:tab/>
+        <w:t xml:space="preserve">Where should RMS_DOC_DIR live (local disk or a network share), how is it backed up together with the database, and is a virus scanner available for it?</w:t>
       </w:r>
     </w:p>
     <w:p>

--- a/docs/handbooks/RMS Technical Operations Guide.docx
+++ b/docs/handbooks/RMS Technical Operations Guide.docx
@@ -26,7 +26,7 @@
       </w:pPr>
       <w:r>
         <w:rPr/>
-        <w:t xml:space="preserve">Describes the version on the dev branch as of 2 October 2026 (roles plan, Phase 3; not yet released). Contains no hostnames, passwords or connection strings.</w:t>
+        <w:t xml:space="preserve">Describes the version on the dev branch as of 3 October 2026 (roles plan, Phase 4; not yet released). Contains no hostnames, passwords or connection strings.</w:t>
       </w:r>
     </w:p>
     <w:p>
@@ -1547,19 +1547,19 @@
             </w:pPr>
             <w:r>
               <w:rPr/>
-              <w:t xml:space="preserve">Run db/migrations/001-candidate-isactive.sql, 002-user-roles.sql, 004-candidate-documents-jobs.sql and 005-assignment-evaluation-decision.sql once each, in order, before deploying</w:t>
-            </w:r>
-          </w:p>
-        </w:tc>
-        <w:tc>
-          <w:tcPr/>
-          <w:p>
-            <w:pPr>
-              <w:pStyle w:val="TableText"/>
-            </w:pPr>
-            <w:r>
-              <w:rPr/>
-              <w:t xml:space="preserve">005 is a draft: the owner first compares it with SHOW CREATE TABLE marks (the checks are at the top of the script). It adds columns at the end of marks (which rebuilds that table and blocks writes while it runs), decision columns on candidate, and two tables. After 005, an older WAR shows every status as Pending until 005's rollback lines are run. 001 adds candidate.isactive (without it the Candidates pages fail). 002 adds admin.role and users.mustchangepassword (without them every login fails) and checks that users.password holds 68 characters. Rollback statements are in the files. 002 makes every existing admin a Super Admin: re-assign HR and Hiring Manager roles afterwards on Users and Roles. 004 adds five candidate columns and the tables job and candidate_document (InnoDB); check candidate's collation and engine first, as the script describes.</w:t>
+              <w:t xml:space="preserve">Run db/migrations/001-candidate-isactive.sql, 002-user-roles.sql, 004-candidate-documents-jobs.sql, 005-assignment-evaluation-decision.sql and 006-interview-schedule.sql once each, in order, before deploying</w:t>
+            </w:r>
+          </w:p>
+        </w:tc>
+        <w:tc>
+          <w:tcPr/>
+          <w:p>
+            <w:pPr>
+              <w:pStyle w:val="TableText"/>
+            </w:pPr>
+            <w:r>
+              <w:rPr/>
+              <w:t xml:space="preserve">005 is a draft: the owner first compares it with SHOW CREATE TABLE marks (the checks are at the top of the script). It adds columns at the end of marks (which rebuilds that table and blocks writes while it runs), decision columns on candidate, and two tables. After 005, an older WAR shows every status as Pending until 005's rollback lines are run. 001 adds candidate.isactive (without it the Candidates pages fail). 002 adds admin.role and users.mustchangepassword (without them every login fails) and checks that users.password holds 68 characters. Rollback statements are in the files. 002 makes every existing admin a Super Admin: re-assign HR and Hiring Manager roles afterwards on Users and Roles. 004 adds five candidate columns and the tables job and candidate_document (InnoDB); check candidate's collation and engine first, as the script describes. 006 adds the table interview_schedule (InnoDB; check the collation of candidate.candidateid and admin.userid as the script describes). Without 006 the Interview Schedule pages fail with HTTP 500, and the home page opens without its dashboard (one WARN line). Interview times are stored as typed, with no time zone, and compared with the database server's clock: check SELECT @@global.time_zone, NOW() and tell the users which zone the times are in.</w:t>
             </w:r>
           </w:p>
         </w:tc>
@@ -2303,7 +2303,7 @@
         <w:rPr/>
         <w:t xml:space="preserve">2.</w:t>
         <w:tab/>
-        <w:t xml:space="preserve">Run db/migrations/001-candidate-isactive.sql, then 002-user-roles.sql, then 004-candidate-documents-jobs.sql, then 005-assignment-evaluation-decision.sql (after the owner's checks), on the RMS database (once each). Check them against the real tables first (SHOW CREATE TABLE candidate, users and admin). Create the document folder (outside webapps), owned by the Tomcat user, and add RMS_DOC_DIR to the environment variables of step 5. Do not run 003-hash-passwords without the owner's approval.</w:t>
+        <w:t xml:space="preserve">Run db/migrations/001-candidate-isactive.sql, then 002-user-roles.sql, then 004-candidate-documents-jobs.sql, then 005-assignment-evaluation-decision.sql (after the owner's checks), then 006-interview-schedule.sql, on the RMS database (once each). Check them against the real tables first (SHOW CREATE TABLE candidate, users and admin). Create the document folder (outside webapps), owned by the Tomcat user, and add RMS_DOC_DIR to the environment variables of step 5. Do not run 003-hash-passwords without the owner's approval.</w:t>
       </w:r>
     </w:p>
     <w:p>
@@ -3555,6 +3555,27 @@
       <w:r>
         <w:rPr/>
         <w:t xml:space="preserve"> RMS never deletes files by itself. A Super Admin's "Permanently delete documents" removes a candidate's files and logs only the candidate key, the user key and the count. A startup ERROR "RMS_DOC_DIR is not set" means uploads and downloads are off.</w:t>
+      </w:r>
+    </w:p>
+    <w:p>
+      <w:pPr>
+        <w:pStyle w:val="Bullet"/>
+      </w:pPr>
+      <w:r>
+        <w:rPr/>
+        <w:t xml:space="preserve">•</w:t>
+        <w:tab/>
+        <w:t xml:space="preserve"/>
+      </w:r>
+      <w:r>
+        <w:rPr>
+          <w:b/>
+        </w:rPr>
+        <w:t xml:space="preserve">Dashboard and schedule:</w:t>
+      </w:r>
+      <w:r>
+        <w:rPr/>
+        <w:t xml:space="preserve"> the home page reads a few counts on every visit. If that fails, it logs one WARN "The dashboard isn't available" (exception class only) and opens without the figures. Interview times follow the database server's time zone; "upcoming" compares them with NOW().</w:t>
       </w:r>
     </w:p>
     <w:p>
@@ -3799,7 +3820,7 @@
             </w:pPr>
             <w:r>
               <w:rPr/>
-              <w:t xml:space="preserve">Full upgrade, new UI, Spring Security, candidate management, four roles and user management, candidate documents and jobs, interviewer assignment, evaluations and decisions</w:t>
+              <w:t xml:space="preserve">Full upgrade, new UI, Spring Security, candidate management, four roles and user management, candidate documents and jobs, interviewer assignment, evaluations and decisions, interview schedule and dashboard</w:t>
             </w:r>
           </w:p>
         </w:tc>

--- a/docs/handbooks/RMS Technical Operations Guide.docx
+++ b/docs/handbooks/RMS Technical Operations Guide.docx
@@ -26,7 +26,7 @@
       </w:pPr>
       <w:r>
         <w:rPr/>
-        <w:t xml:space="preserve">Describes the version on the dev branch as of 3 October 2026 (roles plan, Phase 4; not yet released). Contains no hostnames, passwords or connection strings.</w:t>
+        <w:t xml:space="preserve">Describes the version on the master and dev branches as of 3 October 2026 (roles plan, Phases 1-4; not yet deployed). Contains no hostnames, passwords or connection strings.</w:t>
       </w:r>
     </w:p>
     <w:p>
@@ -3254,7 +3254,7 @@
             </w:pPr>
             <w:r>
               <w:rPr/>
-              <w:t xml:space="preserve">The production version (master branch) is old: Spring 4.3, Connector/J 5.1.36</w:t>
+              <w:t xml:space="preserve">The production version is old: Spring 4.3, Connector/J 5.1.36</w:t>
             </w:r>
           </w:p>
         </w:tc>
@@ -3278,7 +3278,7 @@
             </w:pPr>
             <w:r>
               <w:rPr/>
-              <w:t xml:space="preserve">GitHub reports 26 security alerts on master. Release the upgraded version.</w:t>
+              <w:t xml:space="preserve">The master branch now holds the upgraded version but it is not deployed. GitHub still reports one high Dependabot alert on master. Release the upgraded version.</w:t>
             </w:r>
           </w:p>
         </w:tc>
@@ -3714,7 +3714,60 @@
             </w:pPr>
             <w:r>
               <w:rPr/>
-              <w:t xml:space="preserve">Phase 1 security upgrades (merged 2 October 2026)</w:t>
+              <w:t xml:space="preserve">Same commit as dev: the full upgrade, roles plan Phases 1-4 (merged 3 October 2026)</w:t>
+            </w:r>
+          </w:p>
+        </w:tc>
+        <w:tc>
+          <w:tcPr/>
+          <w:p>
+            <w:pPr>
+              <w:pStyle w:val="TableText"/>
+            </w:pPr>
+            <w:r>
+              <w:rPr/>
+              <w:t xml:space="preserve">Spring 7, Tomcat 11, JDK 21</w:t>
+            </w:r>
+          </w:p>
+        </w:tc>
+        <w:tc>
+          <w:tcPr/>
+          <w:p>
+            <w:pPr>
+              <w:pStyle w:val="TableText"/>
+            </w:pPr>
+            <w:r>
+              <w:rPr/>
+              <w:t xml:space="preserve">Merged, not deployed: production still runs whatever was last deployed</w:t>
+            </w:r>
+          </w:p>
+        </w:tc>
+      </w:tr>
+      <w:tr>
+        <w:trPr>
+          <w:cantSplit/>
+        </w:trPr>
+        <w:tc>
+          <w:tcPr/>
+          <w:p>
+            <w:pPr>
+              <w:pStyle w:val="TableText"/>
+            </w:pPr>
+            <w:r>
+              <w:rPr/>
+              <w:t xml:space="preserve">release/phase1</w:t>
+            </w:r>
+          </w:p>
+        </w:tc>
+        <w:tc>
+          <w:tcPr/>
+          <w:p>
+            <w:pPr>
+              <w:pStyle w:val="TableText"/>
+            </w:pPr>
+            <w:r>
+              <w:rPr/>
+              <w:t xml:space="preserve">Security upgrades on Java 8 (already in master history)</w:t>
             </w:r>
           </w:p>
         </w:tc>
@@ -3738,59 +3791,6 @@
             </w:pPr>
             <w:r>
               <w:rPr/>
-              <w:t xml:space="preserve">Production still runs whatever was last deployed</w:t>
-            </w:r>
-          </w:p>
-        </w:tc>
-      </w:tr>
-      <w:tr>
-        <w:trPr>
-          <w:cantSplit/>
-        </w:trPr>
-        <w:tc>
-          <w:tcPr/>
-          <w:p>
-            <w:pPr>
-              <w:pStyle w:val="TableText"/>
-            </w:pPr>
-            <w:r>
-              <w:rPr/>
-              <w:t xml:space="preserve">release/phase1</w:t>
-            </w:r>
-          </w:p>
-        </w:tc>
-        <w:tc>
-          <w:tcPr/>
-          <w:p>
-            <w:pPr>
-              <w:pStyle w:val="TableText"/>
-            </w:pPr>
-            <w:r>
-              <w:rPr/>
-              <w:t xml:space="preserve">Security upgrades on Java 8</w:t>
-            </w:r>
-          </w:p>
-        </w:tc>
-        <w:tc>
-          <w:tcPr/>
-          <w:p>
-            <w:pPr>
-              <w:pStyle w:val="TableText"/>
-            </w:pPr>
-            <w:r>
-              <w:rPr/>
-              <w:t xml:space="preserve">Spring 5.3.39, Tomcat 9, JDK 8</w:t>
-            </w:r>
-          </w:p>
-        </w:tc>
-        <w:tc>
-          <w:tcPr/>
-          <w:p>
-            <w:pPr>
-              <w:pStyle w:val="TableText"/>
-            </w:pPr>
-            <w:r>
-              <w:rPr/>
               <w:t xml:space="preserve">Tested and rehearsed; not released</w:t>
             </w:r>
           </w:p>
@@ -3844,7 +3844,7 @@
             </w:pPr>
             <w:r>
               <w:rPr/>
-              <w:t xml:space="preserve">Built and unit-tested; a full run on Tomcat 11 is still due</w:t>
+              <w:t xml:space="preserve">Built and unit-tested (same as master); a full run with MySQL and Tomcat 11 is still due</w:t>
             </w:r>
           </w:p>
         </w:tc>

--- a/docs/handbooks/RMS Technical Operations Guide.docx
+++ b/docs/handbooks/RMS Technical Operations Guide.docx
@@ -26,7 +26,7 @@
       </w:pPr>
       <w:r>
         <w:rPr/>
-        <w:t xml:space="preserve">Describes the version on the master and dev branches as of 3 October 2026 (roles plan, Phases 1-4; not yet deployed). Contains no hostnames, passwords or connection strings.</w:t>
+        <w:t xml:space="preserve">Describes the version on the master and dev branches as of 3 October 2026 (roles plan, Phases 1-4, plus reports, the activity log and English-only text; not yet deployed). Contains no hostnames, passwords or connection strings.</w:t>
       </w:r>
     </w:p>
     <w:p>
@@ -1547,19 +1547,19 @@
             </w:pPr>
             <w:r>
               <w:rPr/>
-              <w:t xml:space="preserve">Run db/migrations/001-candidate-isactive.sql, 002-user-roles.sql, 004-candidate-documents-jobs.sql, 005-assignment-evaluation-decision.sql and 006-interview-schedule.sql once each, in order, before deploying</w:t>
-            </w:r>
-          </w:p>
-        </w:tc>
-        <w:tc>
-          <w:tcPr/>
-          <w:p>
-            <w:pPr>
-              <w:pStyle w:val="TableText"/>
-            </w:pPr>
-            <w:r>
-              <w:rPr/>
-              <w:t xml:space="preserve">005 is a draft: the owner first compares it with SHOW CREATE TABLE marks (the checks are at the top of the script). It adds columns at the end of marks (which rebuilds that table and blocks writes while it runs), decision columns on candidate, and two tables. After 005, an older WAR shows every status as Pending until 005's rollback lines are run. 001 adds candidate.isactive (without it the Candidates pages fail). 002 adds admin.role and users.mustchangepassword (without them every login fails) and checks that users.password holds 68 characters. Rollback statements are in the files. 002 makes every existing admin a Super Admin: re-assign HR and Hiring Manager roles afterwards on Users and Roles. 004 adds five candidate columns and the tables job and candidate_document (InnoDB); check candidate's collation and engine first, as the script describes. 006 adds the table interview_schedule (InnoDB; check the collation of candidate.candidateid and admin.userid as the script describes). Without 006 the Interview Schedule pages fail with HTTP 500, and the home page opens without its dashboard (one WARN line). Interview times are stored as typed, with no time zone, and compared with the database server's clock: check SELECT @@global.time_zone, NOW() and tell the users which zone the times are in.</w:t>
+              <w:t xml:space="preserve">Run db/migrations/001-candidate-isactive.sql, 002-user-roles.sql, 004-candidate-documents-jobs.sql, 005-assignment-evaluation-decision.sql, 006-interview-schedule.sql and 007-activity-log.sql once each, in order, before deploying</w:t>
+            </w:r>
+          </w:p>
+        </w:tc>
+        <w:tc>
+          <w:tcPr/>
+          <w:p>
+            <w:pPr>
+              <w:pStyle w:val="TableText"/>
+            </w:pPr>
+            <w:r>
+              <w:rPr/>
+              <w:t xml:space="preserve">005 is a draft: the owner first compares it with SHOW CREATE TABLE marks (the checks are at the top of the script). It adds columns at the end of marks (which rebuilds that table and blocks writes while it runs), decision columns on candidate, and two tables. After 005, an older WAR shows every status as Pending until 005's rollback lines are run. 001 adds candidate.isactive (without it the Candidates pages fail). 002 adds admin.role and users.mustchangepassword (without them every login fails) and checks that users.password holds 68 characters. Rollback statements are in the files. 002 makes every existing admin a Super Admin: re-assign HR and Hiring Manager roles afterwards on Users and Roles. 004 adds five candidate columns and the tables job and candidate_document (InnoDB); check candidate's collation and engine first, as the script describes. 006 adds the table interview_schedule (InnoDB; check the collation of candidate.candidateid and admin.userid as the script describes). Without 006 the Interview Schedule pages fail with HTTP 500, and the home page opens without its dashboard (one WARN line). 007 adds the table activity_log (InnoDB, no foreign keys, so no collation check is needed). Without 007 the Activity Log page and its CSV fail with HTTP 500; every other action still works, and each failed log write is one WARN line. The table grows with use: RMS never updates or deletes a row, so decide a retention period and archive or purge old rows by hand (the owner's choice). Interview times are stored as typed, with no time zone, and compared with the database server's clock: check SELECT @@global.time_zone, NOW() and tell the users which zone the times are in.</w:t>
             </w:r>
           </w:p>
         </w:tc>
@@ -2303,7 +2303,7 @@
         <w:rPr/>
         <w:t xml:space="preserve">2.</w:t>
         <w:tab/>
-        <w:t xml:space="preserve">Run db/migrations/001-candidate-isactive.sql, then 002-user-roles.sql, then 004-candidate-documents-jobs.sql, then 005-assignment-evaluation-decision.sql (after the owner's checks), then 006-interview-schedule.sql, on the RMS database (once each). Check them against the real tables first (SHOW CREATE TABLE candidate, users and admin). Create the document folder (outside webapps), owned by the Tomcat user, and add RMS_DOC_DIR to the environment variables of step 5. Do not run 003-hash-passwords without the owner's approval.</w:t>
+        <w:t xml:space="preserve">Run db/migrations/001-candidate-isactive.sql, then 002-user-roles.sql, then 004-candidate-documents-jobs.sql, then 005-assignment-evaluation-decision.sql (after the owner's checks), then 006-interview-schedule.sql, then 007-activity-log.sql, on the RMS database (once each). Check them against the real tables first (SHOW CREATE TABLE candidate, users and admin). Create the document folder (outside webapps), owned by the Tomcat user, and add RMS_DOC_DIR to the environment variables of step 5. Do not run 003-hash-passwords without the owner's approval.</w:t>
       </w:r>
     </w:p>
     <w:p>
@@ -3001,6 +3001,28 @@
         <w:rPr/>
         <w:t xml:space="preserve">•</w:t>
         <w:tab/>
+        <w:t xml:space="preserve">An activity log (who marked, selected, rejected, scheduled or changed what) that only a Super Admin can read and that RMS can't edit or delete.</w:t>
+      </w:r>
+    </w:p>
+    <w:p>
+      <w:pPr>
+        <w:pStyle w:val="Bullet"/>
+      </w:pPr>
+      <w:r>
+        <w:rPr/>
+        <w:t xml:space="preserve">•</w:t>
+        <w:tab/>
+        <w:t xml:space="preserve">CSV downloads neutralise spreadsheet formulas (a cell starting with = + - or @ gets a leading apostrophe).</w:t>
+      </w:r>
+    </w:p>
+    <w:p>
+      <w:pPr>
+        <w:pStyle w:val="Bullet"/>
+      </w:pPr>
+      <w:r>
+        <w:rPr/>
+        <w:t xml:space="preserve">•</w:t>
+        <w:tab/>
         <w:t xml:space="preserve">Dependency vulnerability scanning (OSV-Scanner) runs in CI.</w:t>
       </w:r>
     </w:p>
@@ -3596,7 +3618,49 @@
       </w:r>
       <w:r>
         <w:rPr/>
-        <w:t xml:space="preserve"> forms post ISO-8859-1. Keep WEB-INF/web.xml as shipped; without it Tomcat 11 rejects accented input with HTTP 400.</w:t>
+        <w:t xml:space="preserve"> forms post ISO-8859-1. Keep WEB-INF/web.xml as shipped; without it Tomcat 11 rejects accented input with HTTP 400. RMS accepts English text only (printable ASCII) in names, decisions, comments, locations and the master lists, so no other scripts reach the database.</w:t>
+      </w:r>
+    </w:p>
+    <w:p>
+      <w:pPr>
+        <w:pStyle w:val="Bullet"/>
+      </w:pPr>
+      <w:r>
+        <w:rPr/>
+        <w:t xml:space="preserve">•</w:t>
+        <w:tab/>
+        <w:t xml:space="preserve"/>
+      </w:r>
+      <w:r>
+        <w:rPr>
+          <w:b/>
+        </w:rPr>
+        <w:t xml:space="preserve">Activity log:</w:t>
+      </w:r>
+      <w:r>
+        <w:rPr/>
+        <w:t xml:space="preserve"> every marking, decision, interview, assignment, candidate and user action is inserted into activity_log after it succeeds. If the insert fails (for example migration 007 is missing) the user's action still works and the server log gets one WARN "couldn't be logged" with the exception class only. Entries hold keys and codes, never personal data. Times are the database server's clock.</w:t>
+      </w:r>
+    </w:p>
+    <w:p>
+      <w:pPr>
+        <w:pStyle w:val="Bullet"/>
+      </w:pPr>
+      <w:r>
+        <w:rPr/>
+        <w:t xml:space="preserve">•</w:t>
+        <w:tab/>
+        <w:t xml:space="preserve"/>
+      </w:r>
+      <w:r>
+        <w:rPr>
+          <w:b/>
+        </w:rPr>
+        <w:t xml:space="preserve">Reports:</w:t>
+      </w:r>
+      <w:r>
+        <w:rPr/>
+        <w:t xml:space="preserve"> the CSV downloads (candidates, candidate status, interview schedule, activity log) are built in memory from the same queries as the screens, at most the 500 newest log entries; each download is logged with its name, never its content. They don't add a new dependency, port or folder.</w:t>
       </w:r>
     </w:p>
     <w:p>

--- a/docs/handbooks/RMS Technical Operations Guide.docx
+++ b/docs/handbooks/RMS Technical Operations Guide.docx
@@ -3639,7 +3639,28 @@
       </w:r>
       <w:r>
         <w:rPr/>
-        <w:t xml:space="preserve"> every marking, decision, interview, assignment, candidate and user action is inserted into activity_log after it succeeds. If the insert fails (for example migration 007 is missing) the user's action still works and the server log gets one WARN "couldn't be logged" with the exception class only. Entries hold keys and codes, never personal data. Times are the database server's clock.</w:t>
+        <w:t xml:space="preserve"> every sign-in, failed sign-in, marking, decision, interview, assignment, document, job, position, language, candidate and user action is inserted into activity_log after it succeeds. If the insert fails (for example migration 007 is missing) the user's action still works and the server log gets one WARN "couldn't be logged" with the exception class only. Entries hold keys and codes, never personal data. Times are the database server's clock.</w:t>
+      </w:r>
+    </w:p>
+    <w:p>
+      <w:pPr>
+        <w:pStyle w:val="Bullet"/>
+      </w:pPr>
+      <w:r>
+        <w:rPr/>
+        <w:t xml:space="preserve">•</w:t>
+        <w:tab/>
+        <w:t xml:space="preserve"/>
+      </w:r>
+      <w:r>
+        <w:rPr>
+          <w:b/>
+        </w:rPr>
+        <w:t xml:space="preserve">Deleted candidates' files:</w:t>
+      </w:r>
+      <w:r>
+        <w:rPr/>
+        <w:t xml:space="preserve"> a Super Admin deletes them permanently from the Deleted Candidates page (same action as on a profile); RMS never deletes files by itself and sets no retention period, so decide one and apply it by hand. Each purge is in the activity log.</w:t>
       </w:r>
     </w:p>
     <w:p>
